--- a/Project Outline - first draft.docx
+++ b/Project Outline - first draft.docx
@@ -10,7 +10,7 @@
     <w:p/>
     <w:p>
       <w:r>
-        <w:t>Classes and Objects</w:t>
+        <w:t>Classes</w:t>
       </w:r>
     </w:p>
     <w:tbl>
@@ -20,129 +20,8 @@
         <w:tblLook w:val="04A0" w:firstRow="1" w:lastRow="0" w:firstColumn="1" w:lastColumn="0" w:noHBand="0" w:noVBand="1"/>
       </w:tblPr>
       <w:tblGrid>
-        <w:gridCol w:w="4508"/>
-        <w:gridCol w:w="4508"/>
-      </w:tblGrid>
-      <w:tr>
-        <w:tc>
-          <w:tcPr>
-            <w:tcW w:w="4508" w:type="dxa"/>
-          </w:tcPr>
-          <w:p>
-            <w:r>
-              <w:t>Class (defines behaviours)</w:t>
-            </w:r>
-          </w:p>
-        </w:tc>
-        <w:tc>
-          <w:tcPr>
-            <w:tcW w:w="4508" w:type="dxa"/>
-          </w:tcPr>
-          <w:p>
-            <w:r>
-              <w:t xml:space="preserve">Object (created to </w:t>
-            </w:r>
-            <w:proofErr w:type="gramStart"/>
-            <w:r>
-              <w:t>actually use</w:t>
-            </w:r>
-            <w:proofErr w:type="gramEnd"/>
-            <w:r>
-              <w:t xml:space="preserve"> in code)</w:t>
-            </w:r>
-          </w:p>
-        </w:tc>
-      </w:tr>
-      <w:tr>
-        <w:tc>
-          <w:tcPr>
-            <w:tcW w:w="4508" w:type="dxa"/>
-          </w:tcPr>
-          <w:p>
-            <w:r>
-              <w:t>Cipher</w:t>
-            </w:r>
-          </w:p>
-          <w:p>
-            <w:pPr>
-              <w:pStyle w:val="ListParagraph"/>
-              <w:numPr>
-                <w:ilvl w:val="0"/>
-                <w:numId w:val="2"/>
-              </w:numPr>
-            </w:pPr>
-            <w:proofErr w:type="spellStart"/>
-            <w:r>
-              <w:t>CaesarCipher</w:t>
-            </w:r>
-            <w:proofErr w:type="spellEnd"/>
-          </w:p>
-          <w:p>
-            <w:pPr>
-              <w:pStyle w:val="ListParagraph"/>
-              <w:numPr>
-                <w:ilvl w:val="0"/>
-                <w:numId w:val="2"/>
-              </w:numPr>
-            </w:pPr>
-            <w:proofErr w:type="spellStart"/>
-            <w:r>
-              <w:t>KeyedCaesarCipher</w:t>
-            </w:r>
-            <w:proofErr w:type="spellEnd"/>
-          </w:p>
-          <w:p>
-            <w:pPr>
-              <w:pStyle w:val="ListParagraph"/>
-              <w:numPr>
-                <w:ilvl w:val="0"/>
-                <w:numId w:val="2"/>
-              </w:numPr>
-            </w:pPr>
-            <w:proofErr w:type="spellStart"/>
-            <w:r>
-              <w:t>VigenereCipher</w:t>
-            </w:r>
-            <w:proofErr w:type="spellEnd"/>
-          </w:p>
-          <w:p>
-            <w:proofErr w:type="spellStart"/>
-            <w:r>
-              <w:t>CleanText</w:t>
-            </w:r>
-            <w:proofErr w:type="spellEnd"/>
-          </w:p>
-          <w:p>
-            <w:r>
-              <w:t>Menu</w:t>
-            </w:r>
-          </w:p>
-          <w:p>
-            <w:r>
-              <w:t>Main</w:t>
-            </w:r>
-          </w:p>
-        </w:tc>
-        <w:tc>
-          <w:tcPr>
-            <w:tcW w:w="4508" w:type="dxa"/>
-          </w:tcPr>
-          <w:p/>
-        </w:tc>
-      </w:tr>
-    </w:tbl>
-    <w:p/>
-    <w:p/>
-    <w:tbl>
-      <w:tblPr>
-        <w:tblStyle w:val="TableGrid"/>
-        <w:tblW w:w="0" w:type="auto"/>
-        <w:tblLook w:val="04A0" w:firstRow="1" w:lastRow="0" w:firstColumn="1" w:lastColumn="0" w:noHBand="0" w:noVBand="1"/>
-      </w:tblPr>
-      <w:tblGrid>
         <w:gridCol w:w="3034"/>
         <w:gridCol w:w="3179"/>
-        <w:gridCol w:w="2803"/>
       </w:tblGrid>
       <w:tr>
         <w:tc>
@@ -162,16 +41,6 @@
           <w:p>
             <w:r>
               <w:t>Subclass</w:t>
-            </w:r>
-          </w:p>
-        </w:tc>
-        <w:tc>
-          <w:tcPr>
-            <w:tcW w:w="2803" w:type="dxa"/>
-          </w:tcPr>
-          <w:p>
-            <w:r>
-              <w:t>Object</w:t>
             </w:r>
           </w:p>
         </w:tc>
@@ -256,125 +125,9 @@
             <w:proofErr w:type="spellEnd"/>
           </w:p>
           <w:p/>
-          <w:p>
-            <w:r>
-              <w:t>use this like:</w:t>
-            </w:r>
-          </w:p>
-          <w:p>
-            <w:proofErr w:type="spellStart"/>
-            <w:r>
-              <w:t>caesarCipher</w:t>
-            </w:r>
-            <w:proofErr w:type="spellEnd"/>
-            <w:r>
-              <w:t xml:space="preserve"> extends Cipher</w:t>
-            </w:r>
-          </w:p>
-        </w:tc>
-        <w:tc>
-          <w:tcPr>
-            <w:tcW w:w="2803" w:type="dxa"/>
-          </w:tcPr>
-          <w:p>
-            <w:proofErr w:type="spellStart"/>
-            <w:r>
-              <w:t>caesarObject</w:t>
-            </w:r>
-            <w:proofErr w:type="spellEnd"/>
-            <w:r>
-              <w:t xml:space="preserve"> (instance of </w:t>
-            </w:r>
-            <w:proofErr w:type="spellStart"/>
-            <w:r>
-              <w:t>caesarCipher</w:t>
-            </w:r>
-            <w:proofErr w:type="spellEnd"/>
-            <w:r>
-              <w:t>, holds data from caesar-key.txt)</w:t>
-            </w:r>
-          </w:p>
-          <w:p/>
-          <w:p>
-            <w:proofErr w:type="spellStart"/>
-            <w:r>
-              <w:t>keyedCaesarObject</w:t>
-            </w:r>
-            <w:proofErr w:type="spellEnd"/>
-            <w:r>
-              <w:t xml:space="preserve"> (instance of </w:t>
-            </w:r>
-            <w:proofErr w:type="spellStart"/>
-            <w:r>
-              <w:t>keyedCaesarCipher</w:t>
-            </w:r>
-            <w:proofErr w:type="spellEnd"/>
-            <w:r>
-              <w:t>, holds data from keyed-caesar-key.txt)</w:t>
-            </w:r>
-          </w:p>
-          <w:p/>
-          <w:p>
-            <w:proofErr w:type="spellStart"/>
-            <w:r>
-              <w:t>vigenereObject</w:t>
-            </w:r>
-            <w:proofErr w:type="spellEnd"/>
-            <w:r>
-              <w:t xml:space="preserve"> (instance of </w:t>
-            </w:r>
-            <w:proofErr w:type="spellStart"/>
-            <w:r>
-              <w:t>vigenereCipher</w:t>
-            </w:r>
-            <w:proofErr w:type="spellEnd"/>
-            <w:r>
-              <w:t>, holds data from vigenere-key.txt)</w:t>
-            </w:r>
-          </w:p>
-          <w:p/>
-          <w:p>
-            <w:proofErr w:type="spellStart"/>
-            <w:r>
-              <w:t>activeCipher</w:t>
-            </w:r>
-            <w:proofErr w:type="spellEnd"/>
-            <w:r>
-              <w:t xml:space="preserve"> (keeps track of current object being used: i.e. when user picks the cipher to use, this keeps track of which of the above 3 objects were initialised)</w:t>
-            </w:r>
-          </w:p>
-          <w:p/>
-          <w:p>
-            <w:proofErr w:type="spellStart"/>
-            <w:r>
-              <w:t>menuInterface</w:t>
-            </w:r>
-            <w:proofErr w:type="spellEnd"/>
-            <w:r>
-              <w:t xml:space="preserve"> (actual instance of the menu to run)</w:t>
-            </w:r>
-          </w:p>
         </w:tc>
       </w:tr>
     </w:tbl>
-    <w:p/>
-    <w:p/>
-    <w:p>
-      <w:r>
-        <w:lastRenderedPageBreak/>
-        <w:t xml:space="preserve">Actors (i.e. things that can perform actions): user, </w:t>
-      </w:r>
-    </w:p>
-    <w:p>
-      <w:r>
-        <w:t>Other Classes (i.e. the rest that cannot perform actions):</w:t>
-      </w:r>
-    </w:p>
-    <w:p>
-      <w:r>
-        <w:t>Goals (use-cases, things each actor can do):</w:t>
-      </w:r>
-    </w:p>
     <w:p/>
     <w:p>
       <w:r>
@@ -385,19 +138,7 @@
           <w:rPr>
             <w:rStyle w:val="Hyperlink"/>
           </w:rPr>
-          <w:t>www.plantum</w:t>
-        </w:r>
-        <w:r>
-          <w:rPr>
-            <w:rStyle w:val="Hyperlink"/>
-          </w:rPr>
-          <w:t>l</w:t>
-        </w:r>
-        <w:r>
-          <w:rPr>
-            <w:rStyle w:val="Hyperlink"/>
-          </w:rPr>
-          <w:t>.com</w:t>
+          <w:t>www.plantuml.com</w:t>
         </w:r>
       </w:hyperlink>
       <w:r>
@@ -560,6 +301,1572 @@
       </w:pPr>
       <w:r>
         <w:t>exit the program</w:t>
+      </w:r>
+    </w:p>
+    <w:p/>
+    <w:p>
+      <w:pPr>
+        <w:pBdr>
+          <w:top w:val="single" w:sz="4" w:space="1" w:color="auto"/>
+          <w:left w:val="single" w:sz="4" w:space="4" w:color="auto"/>
+          <w:bottom w:val="single" w:sz="4" w:space="1" w:color="auto"/>
+          <w:right w:val="single" w:sz="4" w:space="4" w:color="auto"/>
+        </w:pBdr>
+      </w:pPr>
+      <w:r>
+        <w:t>Exit Codes:</w:t>
+      </w:r>
+    </w:p>
+    <w:p>
+      <w:pPr>
+        <w:pBdr>
+          <w:top w:val="single" w:sz="4" w:space="1" w:color="auto"/>
+          <w:left w:val="single" w:sz="4" w:space="4" w:color="auto"/>
+          <w:bottom w:val="single" w:sz="4" w:space="1" w:color="auto"/>
+          <w:right w:val="single" w:sz="4" w:space="4" w:color="auto"/>
+        </w:pBdr>
+      </w:pPr>
+      <w:r>
+        <w:t xml:space="preserve">0: </w:t>
+      </w:r>
+      <w:r>
+        <w:t>User chose to close the program</w:t>
+      </w:r>
+    </w:p>
+    <w:p>
+      <w:pPr>
+        <w:pBdr>
+          <w:top w:val="single" w:sz="4" w:space="1" w:color="auto"/>
+          <w:left w:val="single" w:sz="4" w:space="4" w:color="auto"/>
+          <w:bottom w:val="single" w:sz="4" w:space="1" w:color="auto"/>
+          <w:right w:val="single" w:sz="4" w:space="4" w:color="auto"/>
+        </w:pBdr>
+      </w:pPr>
+      <w:r>
+        <w:t xml:space="preserve">1: </w:t>
+      </w:r>
+      <w:r>
+        <w:t>Error occurred forcing program closure</w:t>
+      </w:r>
+    </w:p>
+    <w:p/>
+    <w:p/>
+    <w:p>
+      <w:r>
+        <w:lastRenderedPageBreak/>
+        <w:t>Use Case Tables and Diagrams:</w:t>
+      </w:r>
+    </w:p>
+    <w:p>
+      <w:r>
+        <w:t>Version</w:t>
+      </w:r>
+      <w:r>
+        <w:t xml:space="preserve"> 1:</w:t>
+      </w:r>
+    </w:p>
+    <w:tbl>
+      <w:tblPr>
+        <w:tblStyle w:val="TableGrid"/>
+        <w:tblW w:w="0" w:type="auto"/>
+        <w:tblLook w:val="04A0" w:firstRow="1" w:lastRow="0" w:firstColumn="1" w:lastColumn="0" w:noHBand="0" w:noVBand="1"/>
+      </w:tblPr>
+      <w:tblGrid>
+        <w:gridCol w:w="3005"/>
+        <w:gridCol w:w="3005"/>
+        <w:gridCol w:w="3006"/>
+      </w:tblGrid>
+      <w:tr>
+        <w:tc>
+          <w:tcPr>
+            <w:tcW w:w="3005" w:type="dxa"/>
+            <w:shd w:val="clear" w:color="auto" w:fill="A6A6A6" w:themeFill="background1" w:themeFillShade="A6"/>
+          </w:tcPr>
+          <w:p>
+            <w:r>
+              <w:t>Use Case</w:t>
+            </w:r>
+          </w:p>
+        </w:tc>
+        <w:tc>
+          <w:tcPr>
+            <w:tcW w:w="3005" w:type="dxa"/>
+            <w:shd w:val="clear" w:color="auto" w:fill="A6A6A6" w:themeFill="background1" w:themeFillShade="A6"/>
+          </w:tcPr>
+          <w:p>
+            <w:r>
+              <w:t>Actor (who does it)</w:t>
+            </w:r>
+          </w:p>
+        </w:tc>
+        <w:tc>
+          <w:tcPr>
+            <w:tcW w:w="3006" w:type="dxa"/>
+            <w:shd w:val="clear" w:color="auto" w:fill="A6A6A6" w:themeFill="background1" w:themeFillShade="A6"/>
+          </w:tcPr>
+          <w:p>
+            <w:r>
+              <w:t>Outcome/Goal</w:t>
+            </w:r>
+          </w:p>
+        </w:tc>
+      </w:tr>
+      <w:tr>
+        <w:tc>
+          <w:tcPr>
+            <w:tcW w:w="3005" w:type="dxa"/>
+          </w:tcPr>
+          <w:p>
+            <w:r>
+              <w:t>Pick Cipher</w:t>
+            </w:r>
+          </w:p>
+        </w:tc>
+        <w:tc>
+          <w:tcPr>
+            <w:tcW w:w="3005" w:type="dxa"/>
+          </w:tcPr>
+          <w:p>
+            <w:r>
+              <w:t>User</w:t>
+            </w:r>
+          </w:p>
+        </w:tc>
+        <w:tc>
+          <w:tcPr>
+            <w:tcW w:w="3006" w:type="dxa"/>
+          </w:tcPr>
+          <w:p>
+            <w:r>
+              <w:t>User chooses which of the 3 available ciphers is used to encrypt the plaintext that they have inputted</w:t>
+            </w:r>
+            <w:r>
+              <w:t>.</w:t>
+            </w:r>
+          </w:p>
+        </w:tc>
+      </w:tr>
+      <w:tr>
+        <w:tc>
+          <w:tcPr>
+            <w:tcW w:w="3005" w:type="dxa"/>
+          </w:tcPr>
+          <w:p>
+            <w:r>
+              <w:t>Edit Key</w:t>
+            </w:r>
+          </w:p>
+        </w:tc>
+        <w:tc>
+          <w:tcPr>
+            <w:tcW w:w="3005" w:type="dxa"/>
+          </w:tcPr>
+          <w:p>
+            <w:r>
+              <w:t>User</w:t>
+            </w:r>
+          </w:p>
+        </w:tc>
+        <w:tc>
+          <w:tcPr>
+            <w:tcW w:w="3006" w:type="dxa"/>
+          </w:tcPr>
+          <w:p>
+            <w:r>
+              <w:t>User changes the key that is used as a part of the cipher to encrypt their plaintext</w:t>
+            </w:r>
+            <w:r>
+              <w:t>.</w:t>
+            </w:r>
+          </w:p>
+        </w:tc>
+      </w:tr>
+      <w:tr>
+        <w:tc>
+          <w:tcPr>
+            <w:tcW w:w="3005" w:type="dxa"/>
+          </w:tcPr>
+          <w:p>
+            <w:r>
+              <w:t>Input Plaintext File</w:t>
+            </w:r>
+          </w:p>
+        </w:tc>
+        <w:tc>
+          <w:tcPr>
+            <w:tcW w:w="3005" w:type="dxa"/>
+          </w:tcPr>
+          <w:p>
+            <w:r>
+              <w:t>User</w:t>
+            </w:r>
+          </w:p>
+        </w:tc>
+        <w:tc>
+          <w:tcPr>
+            <w:tcW w:w="3006" w:type="dxa"/>
+          </w:tcPr>
+          <w:p>
+            <w:r>
+              <w:t>User inputs a plaintext file into the program</w:t>
+            </w:r>
+            <w:r>
+              <w:t xml:space="preserve"> to be encrypted</w:t>
+            </w:r>
+            <w:r>
+              <w:t>.</w:t>
+            </w:r>
+          </w:p>
+        </w:tc>
+      </w:tr>
+      <w:tr>
+        <w:tc>
+          <w:tcPr>
+            <w:tcW w:w="3005" w:type="dxa"/>
+          </w:tcPr>
+          <w:p>
+            <w:r>
+              <w:t>Encrypt Plaintext File</w:t>
+            </w:r>
+          </w:p>
+        </w:tc>
+        <w:tc>
+          <w:tcPr>
+            <w:tcW w:w="3005" w:type="dxa"/>
+          </w:tcPr>
+          <w:p>
+            <w:r>
+              <w:t>User</w:t>
+            </w:r>
+          </w:p>
+        </w:tc>
+        <w:tc>
+          <w:tcPr>
+            <w:tcW w:w="3006" w:type="dxa"/>
+          </w:tcPr>
+          <w:p>
+            <w:r>
+              <w:t xml:space="preserve">Previously inputted plaintext file </w:t>
+            </w:r>
+            <w:proofErr w:type="gramStart"/>
+            <w:r>
+              <w:t>is</w:t>
+            </w:r>
+            <w:proofErr w:type="gramEnd"/>
+            <w:r>
+              <w:t xml:space="preserve"> encrypted using </w:t>
+            </w:r>
+            <w:r>
+              <w:t>the User’s</w:t>
+            </w:r>
+            <w:r>
+              <w:t xml:space="preserve"> chosen cipher and key</w:t>
+            </w:r>
+            <w:r>
+              <w:t>.</w:t>
+            </w:r>
+          </w:p>
+        </w:tc>
+      </w:tr>
+      <w:tr>
+        <w:tc>
+          <w:tcPr>
+            <w:tcW w:w="3005" w:type="dxa"/>
+          </w:tcPr>
+          <w:p>
+            <w:r>
+              <w:t xml:space="preserve">Display </w:t>
+            </w:r>
+            <w:r>
+              <w:t>Ciphertext File</w:t>
+            </w:r>
+          </w:p>
+        </w:tc>
+        <w:tc>
+          <w:tcPr>
+            <w:tcW w:w="3005" w:type="dxa"/>
+          </w:tcPr>
+          <w:p>
+            <w:r>
+              <w:t>User</w:t>
+            </w:r>
+          </w:p>
+        </w:tc>
+        <w:tc>
+          <w:tcPr>
+            <w:tcW w:w="3006" w:type="dxa"/>
+          </w:tcPr>
+          <w:p>
+            <w:r>
+              <w:t xml:space="preserve">Display the ciphertext of the </w:t>
+            </w:r>
+            <w:r>
+              <w:t xml:space="preserve">inputted </w:t>
+            </w:r>
+            <w:r>
+              <w:t xml:space="preserve">plaintext file to the user. </w:t>
+            </w:r>
+          </w:p>
+        </w:tc>
+      </w:tr>
+      <w:tr>
+        <w:tc>
+          <w:tcPr>
+            <w:tcW w:w="3005" w:type="dxa"/>
+          </w:tcPr>
+          <w:p>
+            <w:r>
+              <w:t>Exit Program</w:t>
+            </w:r>
+          </w:p>
+        </w:tc>
+        <w:tc>
+          <w:tcPr>
+            <w:tcW w:w="3005" w:type="dxa"/>
+          </w:tcPr>
+          <w:p>
+            <w:r>
+              <w:t>User</w:t>
+            </w:r>
+          </w:p>
+        </w:tc>
+        <w:tc>
+          <w:tcPr>
+            <w:tcW w:w="3006" w:type="dxa"/>
+          </w:tcPr>
+          <w:p>
+            <w:r>
+              <w:t xml:space="preserve">The user chooses to end the program, multiple exit codes used to determine whether exit was an error or user choice. </w:t>
+            </w:r>
+          </w:p>
+        </w:tc>
+      </w:tr>
+    </w:tbl>
+    <w:p/>
+    <w:tbl>
+      <w:tblPr>
+        <w:tblStyle w:val="TableGrid"/>
+        <w:tblW w:w="0" w:type="auto"/>
+        <w:tblLook w:val="04A0" w:firstRow="1" w:lastRow="0" w:firstColumn="1" w:lastColumn="0" w:noHBand="0" w:noVBand="1"/>
+      </w:tblPr>
+      <w:tblGrid>
+        <w:gridCol w:w="2254"/>
+        <w:gridCol w:w="2254"/>
+        <w:gridCol w:w="2254"/>
+        <w:gridCol w:w="2254"/>
+      </w:tblGrid>
+      <w:tr>
+        <w:tc>
+          <w:tcPr>
+            <w:tcW w:w="2254" w:type="dxa"/>
+            <w:shd w:val="clear" w:color="auto" w:fill="A6A6A6" w:themeFill="background1" w:themeFillShade="A6"/>
+          </w:tcPr>
+          <w:p>
+            <w:r>
+              <w:t>Base Use Case</w:t>
+            </w:r>
+          </w:p>
+        </w:tc>
+        <w:tc>
+          <w:tcPr>
+            <w:tcW w:w="2254" w:type="dxa"/>
+            <w:shd w:val="clear" w:color="auto" w:fill="A6A6A6" w:themeFill="background1" w:themeFillShade="A6"/>
+          </w:tcPr>
+          <w:p>
+            <w:r>
+              <w:t>Relationship</w:t>
+            </w:r>
+          </w:p>
+        </w:tc>
+        <w:tc>
+          <w:tcPr>
+            <w:tcW w:w="2254" w:type="dxa"/>
+            <w:shd w:val="clear" w:color="auto" w:fill="A6A6A6" w:themeFill="background1" w:themeFillShade="A6"/>
+          </w:tcPr>
+          <w:p>
+            <w:r>
+              <w:t>Other Use Case</w:t>
+            </w:r>
+          </w:p>
+        </w:tc>
+        <w:tc>
+          <w:tcPr>
+            <w:tcW w:w="2254" w:type="dxa"/>
+            <w:shd w:val="clear" w:color="auto" w:fill="A6A6A6" w:themeFill="background1" w:themeFillShade="A6"/>
+          </w:tcPr>
+          <w:p>
+            <w:r>
+              <w:t>Condition (if &lt;&lt;extend&gt;&gt;)</w:t>
+            </w:r>
+          </w:p>
+        </w:tc>
+      </w:tr>
+      <w:tr>
+        <w:tc>
+          <w:tcPr>
+            <w:tcW w:w="2254" w:type="dxa"/>
+          </w:tcPr>
+          <w:p>
+            <w:r>
+              <w:t>Encrypt Plaintext File</w:t>
+            </w:r>
+          </w:p>
+        </w:tc>
+        <w:tc>
+          <w:tcPr>
+            <w:tcW w:w="2254" w:type="dxa"/>
+          </w:tcPr>
+          <w:p>
+            <w:r>
+              <w:t>&lt;&lt;include&gt;&gt;</w:t>
+            </w:r>
+          </w:p>
+        </w:tc>
+        <w:tc>
+          <w:tcPr>
+            <w:tcW w:w="2254" w:type="dxa"/>
+          </w:tcPr>
+          <w:p>
+            <w:r>
+              <w:t>Pick Cipher</w:t>
+            </w:r>
+          </w:p>
+        </w:tc>
+        <w:tc>
+          <w:tcPr>
+            <w:tcW w:w="2254" w:type="dxa"/>
+          </w:tcPr>
+          <w:p>
+            <w:r>
+              <w:t>-</w:t>
+            </w:r>
+          </w:p>
+        </w:tc>
+      </w:tr>
+      <w:tr>
+        <w:tc>
+          <w:tcPr>
+            <w:tcW w:w="2254" w:type="dxa"/>
+          </w:tcPr>
+          <w:p>
+            <w:r>
+              <w:t>Encrypt Plaintext File</w:t>
+            </w:r>
+          </w:p>
+        </w:tc>
+        <w:tc>
+          <w:tcPr>
+            <w:tcW w:w="2254" w:type="dxa"/>
+          </w:tcPr>
+          <w:p>
+            <w:r>
+              <w:t>&lt;&lt;include&gt;&gt;</w:t>
+            </w:r>
+          </w:p>
+        </w:tc>
+        <w:tc>
+          <w:tcPr>
+            <w:tcW w:w="2254" w:type="dxa"/>
+          </w:tcPr>
+          <w:p>
+            <w:r>
+              <w:t>Input Plaintext File</w:t>
+            </w:r>
+          </w:p>
+        </w:tc>
+        <w:tc>
+          <w:tcPr>
+            <w:tcW w:w="2254" w:type="dxa"/>
+          </w:tcPr>
+          <w:p>
+            <w:r>
+              <w:t>-</w:t>
+            </w:r>
+          </w:p>
+        </w:tc>
+      </w:tr>
+      <w:tr>
+        <w:tc>
+          <w:tcPr>
+            <w:tcW w:w="2254" w:type="dxa"/>
+          </w:tcPr>
+          <w:p>
+            <w:r>
+              <w:t>Display Ciphertext File</w:t>
+            </w:r>
+          </w:p>
+        </w:tc>
+        <w:tc>
+          <w:tcPr>
+            <w:tcW w:w="2254" w:type="dxa"/>
+          </w:tcPr>
+          <w:p>
+            <w:r>
+              <w:t>&lt;&lt;include&gt;&gt;</w:t>
+            </w:r>
+          </w:p>
+        </w:tc>
+        <w:tc>
+          <w:tcPr>
+            <w:tcW w:w="2254" w:type="dxa"/>
+          </w:tcPr>
+          <w:p>
+            <w:r>
+              <w:t>Encrypt Plaintext File</w:t>
+            </w:r>
+          </w:p>
+        </w:tc>
+        <w:tc>
+          <w:tcPr>
+            <w:tcW w:w="2254" w:type="dxa"/>
+          </w:tcPr>
+          <w:p>
+            <w:r>
+              <w:t>-</w:t>
+            </w:r>
+          </w:p>
+        </w:tc>
+      </w:tr>
+      <w:tr>
+        <w:tc>
+          <w:tcPr>
+            <w:tcW w:w="2254" w:type="dxa"/>
+          </w:tcPr>
+          <w:p>
+            <w:r>
+              <w:t>Edit Key</w:t>
+            </w:r>
+          </w:p>
+        </w:tc>
+        <w:tc>
+          <w:tcPr>
+            <w:tcW w:w="2254" w:type="dxa"/>
+          </w:tcPr>
+          <w:p>
+            <w:r>
+              <w:t>&lt;&lt;extend&gt;&gt;</w:t>
+            </w:r>
+          </w:p>
+        </w:tc>
+        <w:tc>
+          <w:tcPr>
+            <w:tcW w:w="2254" w:type="dxa"/>
+          </w:tcPr>
+          <w:p>
+            <w:r>
+              <w:t>Pick Cipher</w:t>
+            </w:r>
+          </w:p>
+        </w:tc>
+        <w:tc>
+          <w:tcPr>
+            <w:tcW w:w="2254" w:type="dxa"/>
+          </w:tcPr>
+          <w:p>
+            <w:r>
+              <w:t>Only occurs if user chooses to modify the key</w:t>
+            </w:r>
+            <w:r>
+              <w:t>.</w:t>
+            </w:r>
+          </w:p>
+        </w:tc>
+      </w:tr>
+      <w:tr>
+        <w:tc>
+          <w:tcPr>
+            <w:tcW w:w="2254" w:type="dxa"/>
+          </w:tcPr>
+          <w:p>
+            <w:r>
+              <w:t>Exit Program</w:t>
+            </w:r>
+          </w:p>
+        </w:tc>
+        <w:tc>
+          <w:tcPr>
+            <w:tcW w:w="2254" w:type="dxa"/>
+          </w:tcPr>
+          <w:p>
+            <w:r>
+              <w:t>&lt;&lt;extend&gt;&gt;</w:t>
+            </w:r>
+          </w:p>
+        </w:tc>
+        <w:tc>
+          <w:tcPr>
+            <w:tcW w:w="2254" w:type="dxa"/>
+          </w:tcPr>
+          <w:p>
+            <w:r>
+              <w:t>Display Ciphertext File</w:t>
+            </w:r>
+          </w:p>
+        </w:tc>
+        <w:tc>
+          <w:tcPr>
+            <w:tcW w:w="2254" w:type="dxa"/>
+          </w:tcPr>
+          <w:p>
+            <w:r>
+              <w:t>User can view output before exiting</w:t>
+            </w:r>
+            <w:r>
+              <w:t>.</w:t>
+            </w:r>
+          </w:p>
+        </w:tc>
+      </w:tr>
+    </w:tbl>
+    <w:p/>
+    <w:p>
+      <w:r>
+        <w:rPr>
+          <w:sz w:val="28"/>
+          <w:szCs w:val="28"/>
+        </w:rPr>
+        <w:lastRenderedPageBreak/>
+        <w:drawing>
+          <wp:inline distT="0" distB="0" distL="0" distR="0" wp14:anchorId="16884826" wp14:editId="0FB14DCD">
+            <wp:extent cx="5731510" cy="5142865"/>
+            <wp:effectExtent l="0" t="0" r="0" b="635"/>
+            <wp:docPr id="179248639" name="Picture 1"/>
+            <wp:cNvGraphicFramePr>
+              <a:graphicFrameLocks xmlns:a="http://schemas.openxmlformats.org/drawingml/2006/main" noChangeAspect="1"/>
+            </wp:cNvGraphicFramePr>
+            <a:graphic xmlns:a="http://schemas.openxmlformats.org/drawingml/2006/main">
+              <a:graphicData uri="http://schemas.openxmlformats.org/drawingml/2006/picture">
+                <pic:pic xmlns:pic="http://schemas.openxmlformats.org/drawingml/2006/picture">
+                  <pic:nvPicPr>
+                    <pic:cNvPr id="179248639" name=""/>
+                    <pic:cNvPicPr/>
+                  </pic:nvPicPr>
+                  <pic:blipFill>
+                    <a:blip r:embed="rId6"/>
+                    <a:stretch>
+                      <a:fillRect/>
+                    </a:stretch>
+                  </pic:blipFill>
+                  <pic:spPr>
+                    <a:xfrm>
+                      <a:off x="0" y="0"/>
+                      <a:ext cx="5731510" cy="5142865"/>
+                    </a:xfrm>
+                    <a:prstGeom prst="rect">
+                      <a:avLst/>
+                    </a:prstGeom>
+                  </pic:spPr>
+                </pic:pic>
+              </a:graphicData>
+            </a:graphic>
+          </wp:inline>
+        </w:drawing>
+      </w:r>
+    </w:p>
+    <w:p/>
+    <w:p>
+      <w:r>
+        <w:t>Version</w:t>
+      </w:r>
+      <w:r>
+        <w:t xml:space="preserve"> 2:</w:t>
+      </w:r>
+    </w:p>
+    <w:tbl>
+      <w:tblPr>
+        <w:tblStyle w:val="TableGrid"/>
+        <w:tblW w:w="0" w:type="auto"/>
+        <w:tblLook w:val="04A0" w:firstRow="1" w:lastRow="0" w:firstColumn="1" w:lastColumn="0" w:noHBand="0" w:noVBand="1"/>
+      </w:tblPr>
+      <w:tblGrid>
+        <w:gridCol w:w="3005"/>
+        <w:gridCol w:w="3005"/>
+        <w:gridCol w:w="3006"/>
+      </w:tblGrid>
+      <w:tr>
+        <w:tc>
+          <w:tcPr>
+            <w:tcW w:w="3005" w:type="dxa"/>
+            <w:shd w:val="clear" w:color="auto" w:fill="A6A6A6" w:themeFill="background1" w:themeFillShade="A6"/>
+          </w:tcPr>
+          <w:p>
+            <w:r>
+              <w:t>Use Case</w:t>
+            </w:r>
+          </w:p>
+        </w:tc>
+        <w:tc>
+          <w:tcPr>
+            <w:tcW w:w="3005" w:type="dxa"/>
+            <w:shd w:val="clear" w:color="auto" w:fill="A6A6A6" w:themeFill="background1" w:themeFillShade="A6"/>
+          </w:tcPr>
+          <w:p>
+            <w:r>
+              <w:t>Actor (who does it)</w:t>
+            </w:r>
+          </w:p>
+        </w:tc>
+        <w:tc>
+          <w:tcPr>
+            <w:tcW w:w="3006" w:type="dxa"/>
+            <w:shd w:val="clear" w:color="auto" w:fill="A6A6A6" w:themeFill="background1" w:themeFillShade="A6"/>
+          </w:tcPr>
+          <w:p>
+            <w:r>
+              <w:t>Outcome/Goal</w:t>
+            </w:r>
+          </w:p>
+        </w:tc>
+      </w:tr>
+      <w:tr>
+        <w:tc>
+          <w:tcPr>
+            <w:tcW w:w="3005" w:type="dxa"/>
+          </w:tcPr>
+          <w:p>
+            <w:r>
+              <w:t>Pick Cipher</w:t>
+            </w:r>
+          </w:p>
+        </w:tc>
+        <w:tc>
+          <w:tcPr>
+            <w:tcW w:w="3005" w:type="dxa"/>
+          </w:tcPr>
+          <w:p>
+            <w:r>
+              <w:t>User</w:t>
+            </w:r>
+          </w:p>
+        </w:tc>
+        <w:tc>
+          <w:tcPr>
+            <w:tcW w:w="3006" w:type="dxa"/>
+          </w:tcPr>
+          <w:p>
+            <w:r>
+              <w:t>User chooses which of the 3 available ciphers is used to encrypt the plaintext that they have inputted.</w:t>
+            </w:r>
+          </w:p>
+        </w:tc>
+      </w:tr>
+      <w:tr>
+        <w:tc>
+          <w:tcPr>
+            <w:tcW w:w="3005" w:type="dxa"/>
+          </w:tcPr>
+          <w:p>
+            <w:r>
+              <w:t>Edit Key</w:t>
+            </w:r>
+          </w:p>
+        </w:tc>
+        <w:tc>
+          <w:tcPr>
+            <w:tcW w:w="3005" w:type="dxa"/>
+          </w:tcPr>
+          <w:p>
+            <w:r>
+              <w:t>User</w:t>
+            </w:r>
+          </w:p>
+        </w:tc>
+        <w:tc>
+          <w:tcPr>
+            <w:tcW w:w="3006" w:type="dxa"/>
+          </w:tcPr>
+          <w:p>
+            <w:r>
+              <w:t>User changes the key that is used as a part of the cipher to encrypt their plaintext.</w:t>
+            </w:r>
+          </w:p>
+        </w:tc>
+      </w:tr>
+      <w:tr>
+        <w:tc>
+          <w:tcPr>
+            <w:tcW w:w="3005" w:type="dxa"/>
+          </w:tcPr>
+          <w:p>
+            <w:r>
+              <w:t>Input Plaintext File</w:t>
+            </w:r>
+          </w:p>
+        </w:tc>
+        <w:tc>
+          <w:tcPr>
+            <w:tcW w:w="3005" w:type="dxa"/>
+          </w:tcPr>
+          <w:p>
+            <w:r>
+              <w:t>User</w:t>
+            </w:r>
+          </w:p>
+        </w:tc>
+        <w:tc>
+          <w:tcPr>
+            <w:tcW w:w="3006" w:type="dxa"/>
+          </w:tcPr>
+          <w:p>
+            <w:r>
+              <w:t>User inputs a plaintext file into the program to be encrypted.</w:t>
+            </w:r>
+          </w:p>
+        </w:tc>
+      </w:tr>
+      <w:tr>
+        <w:tc>
+          <w:tcPr>
+            <w:tcW w:w="3005" w:type="dxa"/>
+          </w:tcPr>
+          <w:p>
+            <w:r>
+              <w:t>Input Ciphertext File</w:t>
+            </w:r>
+          </w:p>
+        </w:tc>
+        <w:tc>
+          <w:tcPr>
+            <w:tcW w:w="3005" w:type="dxa"/>
+          </w:tcPr>
+          <w:p>
+            <w:r>
+              <w:t>User</w:t>
+            </w:r>
+          </w:p>
+        </w:tc>
+        <w:tc>
+          <w:tcPr>
+            <w:tcW w:w="3006" w:type="dxa"/>
+          </w:tcPr>
+          <w:p>
+            <w:r>
+              <w:t xml:space="preserve">User inputs an </w:t>
+            </w:r>
+            <w:proofErr w:type="gramStart"/>
+            <w:r>
+              <w:t>already-encrypted</w:t>
+            </w:r>
+            <w:proofErr w:type="gramEnd"/>
+            <w:r>
+              <w:t xml:space="preserve"> ciphertext file </w:t>
+            </w:r>
+            <w:r>
+              <w:lastRenderedPageBreak/>
+              <w:t>into the program to be decrypted.</w:t>
+            </w:r>
+          </w:p>
+        </w:tc>
+      </w:tr>
+      <w:tr>
+        <w:tc>
+          <w:tcPr>
+            <w:tcW w:w="3005" w:type="dxa"/>
+          </w:tcPr>
+          <w:p>
+            <w:r>
+              <w:lastRenderedPageBreak/>
+              <w:t>Encrypt Plaintext File</w:t>
+            </w:r>
+          </w:p>
+        </w:tc>
+        <w:tc>
+          <w:tcPr>
+            <w:tcW w:w="3005" w:type="dxa"/>
+          </w:tcPr>
+          <w:p>
+            <w:r>
+              <w:t>User</w:t>
+            </w:r>
+          </w:p>
+        </w:tc>
+        <w:tc>
+          <w:tcPr>
+            <w:tcW w:w="3006" w:type="dxa"/>
+          </w:tcPr>
+          <w:p>
+            <w:r>
+              <w:t xml:space="preserve">Previously inputted plaintext file </w:t>
+            </w:r>
+            <w:proofErr w:type="gramStart"/>
+            <w:r>
+              <w:t>is</w:t>
+            </w:r>
+            <w:proofErr w:type="gramEnd"/>
+            <w:r>
+              <w:t xml:space="preserve"> encrypted using the User’s chosen cipher and key.</w:t>
+            </w:r>
+          </w:p>
+        </w:tc>
+      </w:tr>
+      <w:tr>
+        <w:tc>
+          <w:tcPr>
+            <w:tcW w:w="3005" w:type="dxa"/>
+          </w:tcPr>
+          <w:p>
+            <w:r>
+              <w:t>Decrypt Ciphertext File</w:t>
+            </w:r>
+          </w:p>
+        </w:tc>
+        <w:tc>
+          <w:tcPr>
+            <w:tcW w:w="3005" w:type="dxa"/>
+          </w:tcPr>
+          <w:p>
+            <w:r>
+              <w:t>User</w:t>
+            </w:r>
+          </w:p>
+        </w:tc>
+        <w:tc>
+          <w:tcPr>
+            <w:tcW w:w="3006" w:type="dxa"/>
+          </w:tcPr>
+          <w:p>
+            <w:r>
+              <w:t>Previously inputted ciphertext file is decrypted by the program back into plaintext.</w:t>
+            </w:r>
+          </w:p>
+        </w:tc>
+      </w:tr>
+      <w:tr>
+        <w:tc>
+          <w:tcPr>
+            <w:tcW w:w="3005" w:type="dxa"/>
+          </w:tcPr>
+          <w:p>
+            <w:r>
+              <w:t>Display Ciphertext File</w:t>
+            </w:r>
+          </w:p>
+        </w:tc>
+        <w:tc>
+          <w:tcPr>
+            <w:tcW w:w="3005" w:type="dxa"/>
+          </w:tcPr>
+          <w:p>
+            <w:r>
+              <w:t>User</w:t>
+            </w:r>
+          </w:p>
+        </w:tc>
+        <w:tc>
+          <w:tcPr>
+            <w:tcW w:w="3006" w:type="dxa"/>
+          </w:tcPr>
+          <w:p>
+            <w:r>
+              <w:t xml:space="preserve">Display the ciphertext of the inputted plaintext file to the user. </w:t>
+            </w:r>
+          </w:p>
+        </w:tc>
+      </w:tr>
+      <w:tr>
+        <w:tc>
+          <w:tcPr>
+            <w:tcW w:w="3005" w:type="dxa"/>
+          </w:tcPr>
+          <w:p>
+            <w:r>
+              <w:t>Display Plaintext File</w:t>
+            </w:r>
+          </w:p>
+        </w:tc>
+        <w:tc>
+          <w:tcPr>
+            <w:tcW w:w="3005" w:type="dxa"/>
+          </w:tcPr>
+          <w:p>
+            <w:r>
+              <w:t>User</w:t>
+            </w:r>
+          </w:p>
+        </w:tc>
+        <w:tc>
+          <w:tcPr>
+            <w:tcW w:w="3006" w:type="dxa"/>
+          </w:tcPr>
+          <w:p>
+            <w:r>
+              <w:t xml:space="preserve">Display the plaintext of the inputted ciphertext file to the user. </w:t>
+            </w:r>
+          </w:p>
+        </w:tc>
+      </w:tr>
+      <w:tr>
+        <w:tc>
+          <w:tcPr>
+            <w:tcW w:w="3005" w:type="dxa"/>
+          </w:tcPr>
+          <w:p>
+            <w:r>
+              <w:t>Exit Program</w:t>
+            </w:r>
+          </w:p>
+        </w:tc>
+        <w:tc>
+          <w:tcPr>
+            <w:tcW w:w="3005" w:type="dxa"/>
+          </w:tcPr>
+          <w:p>
+            <w:r>
+              <w:t>User</w:t>
+            </w:r>
+          </w:p>
+        </w:tc>
+        <w:tc>
+          <w:tcPr>
+            <w:tcW w:w="3006" w:type="dxa"/>
+          </w:tcPr>
+          <w:p>
+            <w:r>
+              <w:t xml:space="preserve">The user chooses to end the program, multiple exit codes used to determine whether exit was an error or user choice. </w:t>
+            </w:r>
+          </w:p>
+        </w:tc>
+      </w:tr>
+    </w:tbl>
+    <w:p/>
+    <w:p/>
+    <w:p/>
+    <w:p/>
+    <w:p/>
+    <w:tbl>
+      <w:tblPr>
+        <w:tblStyle w:val="TableGrid"/>
+        <w:tblW w:w="0" w:type="auto"/>
+        <w:tblLook w:val="04A0" w:firstRow="1" w:lastRow="0" w:firstColumn="1" w:lastColumn="0" w:noHBand="0" w:noVBand="1"/>
+      </w:tblPr>
+      <w:tblGrid>
+        <w:gridCol w:w="2254"/>
+        <w:gridCol w:w="2254"/>
+        <w:gridCol w:w="2254"/>
+        <w:gridCol w:w="2254"/>
+      </w:tblGrid>
+      <w:tr>
+        <w:tc>
+          <w:tcPr>
+            <w:tcW w:w="2254" w:type="dxa"/>
+            <w:shd w:val="clear" w:color="auto" w:fill="A6A6A6" w:themeFill="background1" w:themeFillShade="A6"/>
+          </w:tcPr>
+          <w:p>
+            <w:r>
+              <w:t>Base Use Case</w:t>
+            </w:r>
+          </w:p>
+        </w:tc>
+        <w:tc>
+          <w:tcPr>
+            <w:tcW w:w="2254" w:type="dxa"/>
+            <w:shd w:val="clear" w:color="auto" w:fill="A6A6A6" w:themeFill="background1" w:themeFillShade="A6"/>
+          </w:tcPr>
+          <w:p>
+            <w:r>
+              <w:t>Relationship</w:t>
+            </w:r>
+          </w:p>
+        </w:tc>
+        <w:tc>
+          <w:tcPr>
+            <w:tcW w:w="2254" w:type="dxa"/>
+            <w:shd w:val="clear" w:color="auto" w:fill="A6A6A6" w:themeFill="background1" w:themeFillShade="A6"/>
+          </w:tcPr>
+          <w:p>
+            <w:r>
+              <w:t>Other Use Cases</w:t>
+            </w:r>
+          </w:p>
+        </w:tc>
+        <w:tc>
+          <w:tcPr>
+            <w:tcW w:w="2254" w:type="dxa"/>
+            <w:shd w:val="clear" w:color="auto" w:fill="A6A6A6" w:themeFill="background1" w:themeFillShade="A6"/>
+          </w:tcPr>
+          <w:p>
+            <w:r>
+              <w:t>Condition (if &lt;&lt;extend&gt;&gt;)</w:t>
+            </w:r>
+          </w:p>
+        </w:tc>
+      </w:tr>
+      <w:tr>
+        <w:tc>
+          <w:tcPr>
+            <w:tcW w:w="2254" w:type="dxa"/>
+          </w:tcPr>
+          <w:p>
+            <w:r>
+              <w:t>Encrypt Plaintext File</w:t>
+            </w:r>
+          </w:p>
+        </w:tc>
+        <w:tc>
+          <w:tcPr>
+            <w:tcW w:w="2254" w:type="dxa"/>
+          </w:tcPr>
+          <w:p>
+            <w:r>
+              <w:t>&lt;&lt;include&gt;&gt;</w:t>
+            </w:r>
+          </w:p>
+        </w:tc>
+        <w:tc>
+          <w:tcPr>
+            <w:tcW w:w="2254" w:type="dxa"/>
+          </w:tcPr>
+          <w:p>
+            <w:r>
+              <w:t>Pick Cipher</w:t>
+            </w:r>
+          </w:p>
+        </w:tc>
+        <w:tc>
+          <w:tcPr>
+            <w:tcW w:w="2254" w:type="dxa"/>
+          </w:tcPr>
+          <w:p>
+            <w:r>
+              <w:t>-</w:t>
+            </w:r>
+          </w:p>
+        </w:tc>
+      </w:tr>
+      <w:tr>
+        <w:tc>
+          <w:tcPr>
+            <w:tcW w:w="2254" w:type="dxa"/>
+          </w:tcPr>
+          <w:p>
+            <w:r>
+              <w:t>Encrypt Plaintext File</w:t>
+            </w:r>
+          </w:p>
+        </w:tc>
+        <w:tc>
+          <w:tcPr>
+            <w:tcW w:w="2254" w:type="dxa"/>
+          </w:tcPr>
+          <w:p>
+            <w:r>
+              <w:t>&lt;&lt;include&gt;&gt;</w:t>
+            </w:r>
+          </w:p>
+        </w:tc>
+        <w:tc>
+          <w:tcPr>
+            <w:tcW w:w="2254" w:type="dxa"/>
+          </w:tcPr>
+          <w:p>
+            <w:r>
+              <w:t>Input Plaintext File</w:t>
+            </w:r>
+          </w:p>
+        </w:tc>
+        <w:tc>
+          <w:tcPr>
+            <w:tcW w:w="2254" w:type="dxa"/>
+          </w:tcPr>
+          <w:p>
+            <w:r>
+              <w:t>-</w:t>
+            </w:r>
+          </w:p>
+        </w:tc>
+      </w:tr>
+      <w:tr>
+        <w:tc>
+          <w:tcPr>
+            <w:tcW w:w="2254" w:type="dxa"/>
+          </w:tcPr>
+          <w:p>
+            <w:r>
+              <w:t>Display Ciphertext File</w:t>
+            </w:r>
+          </w:p>
+        </w:tc>
+        <w:tc>
+          <w:tcPr>
+            <w:tcW w:w="2254" w:type="dxa"/>
+          </w:tcPr>
+          <w:p>
+            <w:r>
+              <w:t>&lt;&lt;include&gt;&gt;</w:t>
+            </w:r>
+          </w:p>
+        </w:tc>
+        <w:tc>
+          <w:tcPr>
+            <w:tcW w:w="2254" w:type="dxa"/>
+          </w:tcPr>
+          <w:p>
+            <w:r>
+              <w:t>Encrypt Plaintext File</w:t>
+            </w:r>
+          </w:p>
+        </w:tc>
+        <w:tc>
+          <w:tcPr>
+            <w:tcW w:w="2254" w:type="dxa"/>
+          </w:tcPr>
+          <w:p>
+            <w:r>
+              <w:t>-</w:t>
+            </w:r>
+          </w:p>
+        </w:tc>
+      </w:tr>
+      <w:tr>
+        <w:tc>
+          <w:tcPr>
+            <w:tcW w:w="2254" w:type="dxa"/>
+          </w:tcPr>
+          <w:p>
+            <w:r>
+              <w:t>Decrypt Ciphertext File</w:t>
+            </w:r>
+          </w:p>
+        </w:tc>
+        <w:tc>
+          <w:tcPr>
+            <w:tcW w:w="2254" w:type="dxa"/>
+          </w:tcPr>
+          <w:p>
+            <w:r>
+              <w:t>&lt;&lt;include&gt;&gt;</w:t>
+            </w:r>
+          </w:p>
+        </w:tc>
+        <w:tc>
+          <w:tcPr>
+            <w:tcW w:w="2254" w:type="dxa"/>
+          </w:tcPr>
+          <w:p>
+            <w:r>
+              <w:t>Input Ciphertext File</w:t>
+            </w:r>
+          </w:p>
+        </w:tc>
+        <w:tc>
+          <w:tcPr>
+            <w:tcW w:w="2254" w:type="dxa"/>
+          </w:tcPr>
+          <w:p>
+            <w:r>
+              <w:t>-</w:t>
+            </w:r>
+          </w:p>
+        </w:tc>
+      </w:tr>
+      <w:tr>
+        <w:tc>
+          <w:tcPr>
+            <w:tcW w:w="2254" w:type="dxa"/>
+          </w:tcPr>
+          <w:p>
+            <w:r>
+              <w:t>Display Plaintext File</w:t>
+            </w:r>
+          </w:p>
+        </w:tc>
+        <w:tc>
+          <w:tcPr>
+            <w:tcW w:w="2254" w:type="dxa"/>
+          </w:tcPr>
+          <w:p>
+            <w:r>
+              <w:t>&lt;&lt;include&gt;&gt;</w:t>
+            </w:r>
+          </w:p>
+        </w:tc>
+        <w:tc>
+          <w:tcPr>
+            <w:tcW w:w="2254" w:type="dxa"/>
+          </w:tcPr>
+          <w:p>
+            <w:r>
+              <w:t>Decrypt Ciphertext File</w:t>
+            </w:r>
+          </w:p>
+        </w:tc>
+        <w:tc>
+          <w:tcPr>
+            <w:tcW w:w="2254" w:type="dxa"/>
+          </w:tcPr>
+          <w:p>
+            <w:r>
+              <w:t>-</w:t>
+            </w:r>
+          </w:p>
+        </w:tc>
+      </w:tr>
+      <w:tr>
+        <w:tc>
+          <w:tcPr>
+            <w:tcW w:w="2254" w:type="dxa"/>
+          </w:tcPr>
+          <w:p>
+            <w:r>
+              <w:t>Pick Cipher</w:t>
+            </w:r>
+          </w:p>
+        </w:tc>
+        <w:tc>
+          <w:tcPr>
+            <w:tcW w:w="2254" w:type="dxa"/>
+          </w:tcPr>
+          <w:p>
+            <w:r>
+              <w:t>&lt;&lt;extend&gt;&gt;</w:t>
+            </w:r>
+          </w:p>
+        </w:tc>
+        <w:tc>
+          <w:tcPr>
+            <w:tcW w:w="2254" w:type="dxa"/>
+          </w:tcPr>
+          <w:p>
+            <w:r>
+              <w:t>Edit Key</w:t>
+            </w:r>
+          </w:p>
+        </w:tc>
+        <w:tc>
+          <w:tcPr>
+            <w:tcW w:w="2254" w:type="dxa"/>
+          </w:tcPr>
+          <w:p>
+            <w:r>
+              <w:t>User chooses to modify key</w:t>
+            </w:r>
+          </w:p>
+        </w:tc>
+      </w:tr>
+      <w:tr>
+        <w:tc>
+          <w:tcPr>
+            <w:tcW w:w="2254" w:type="dxa"/>
+          </w:tcPr>
+          <w:p>
+            <w:r>
+              <w:t>Encrypt Plaintext File</w:t>
+            </w:r>
+          </w:p>
+        </w:tc>
+        <w:tc>
+          <w:tcPr>
+            <w:tcW w:w="2254" w:type="dxa"/>
+          </w:tcPr>
+          <w:p>
+            <w:r>
+              <w:t>&lt;&lt;extend&gt;&gt;</w:t>
+            </w:r>
+          </w:p>
+        </w:tc>
+        <w:tc>
+          <w:tcPr>
+            <w:tcW w:w="2254" w:type="dxa"/>
+          </w:tcPr>
+          <w:p>
+            <w:r>
+              <w:t>Edit Key</w:t>
+            </w:r>
+          </w:p>
+        </w:tc>
+        <w:tc>
+          <w:tcPr>
+            <w:tcW w:w="2254" w:type="dxa"/>
+          </w:tcPr>
+          <w:p>
+            <w:r>
+              <w:t xml:space="preserve">User edits key before encryption </w:t>
+            </w:r>
+          </w:p>
+        </w:tc>
+      </w:tr>
+      <w:tr>
+        <w:tc>
+          <w:tcPr>
+            <w:tcW w:w="2254" w:type="dxa"/>
+          </w:tcPr>
+          <w:p>
+            <w:r>
+              <w:lastRenderedPageBreak/>
+              <w:t>Decrypt Ciphertext File</w:t>
+            </w:r>
+          </w:p>
+        </w:tc>
+        <w:tc>
+          <w:tcPr>
+            <w:tcW w:w="2254" w:type="dxa"/>
+          </w:tcPr>
+          <w:p>
+            <w:r>
+              <w:t>&lt;&lt;extend&gt;&gt;</w:t>
+            </w:r>
+          </w:p>
+        </w:tc>
+        <w:tc>
+          <w:tcPr>
+            <w:tcW w:w="2254" w:type="dxa"/>
+          </w:tcPr>
+          <w:p>
+            <w:r>
+              <w:t>Edit Key</w:t>
+            </w:r>
+          </w:p>
+        </w:tc>
+        <w:tc>
+          <w:tcPr>
+            <w:tcW w:w="2254" w:type="dxa"/>
+          </w:tcPr>
+          <w:p>
+            <w:r>
+              <w:t>User edits key before decryption</w:t>
+            </w:r>
+          </w:p>
+        </w:tc>
+      </w:tr>
+      <w:tr>
+        <w:tc>
+          <w:tcPr>
+            <w:tcW w:w="2254" w:type="dxa"/>
+          </w:tcPr>
+          <w:p>
+            <w:r>
+              <w:t>Exit Program</w:t>
+            </w:r>
+          </w:p>
+        </w:tc>
+        <w:tc>
+          <w:tcPr>
+            <w:tcW w:w="2254" w:type="dxa"/>
+          </w:tcPr>
+          <w:p>
+            <w:r>
+              <w:t>&lt;&lt;extend&gt;&gt;</w:t>
+            </w:r>
+          </w:p>
+        </w:tc>
+        <w:tc>
+          <w:tcPr>
+            <w:tcW w:w="2254" w:type="dxa"/>
+          </w:tcPr>
+          <w:p>
+            <w:r>
+              <w:t>Display Ciphertext File</w:t>
+            </w:r>
+          </w:p>
+        </w:tc>
+        <w:tc>
+          <w:tcPr>
+            <w:tcW w:w="2254" w:type="dxa"/>
+          </w:tcPr>
+          <w:p>
+            <w:r>
+              <w:t xml:space="preserve">User </w:t>
+            </w:r>
+            <w:r>
+              <w:t xml:space="preserve">can view </w:t>
+            </w:r>
+            <w:r>
+              <w:t>ciphertext before exiting</w:t>
+            </w:r>
+          </w:p>
+        </w:tc>
+      </w:tr>
+      <w:tr>
+        <w:tc>
+          <w:tcPr>
+            <w:tcW w:w="2254" w:type="dxa"/>
+          </w:tcPr>
+          <w:p>
+            <w:r>
+              <w:t>Exit Program</w:t>
+            </w:r>
+          </w:p>
+        </w:tc>
+        <w:tc>
+          <w:tcPr>
+            <w:tcW w:w="2254" w:type="dxa"/>
+          </w:tcPr>
+          <w:p>
+            <w:r>
+              <w:t>&lt;&lt;extend&gt;&gt;</w:t>
+            </w:r>
+          </w:p>
+        </w:tc>
+        <w:tc>
+          <w:tcPr>
+            <w:tcW w:w="2254" w:type="dxa"/>
+          </w:tcPr>
+          <w:p>
+            <w:r>
+              <w:t>Display Plaintext File</w:t>
+            </w:r>
+          </w:p>
+        </w:tc>
+        <w:tc>
+          <w:tcPr>
+            <w:tcW w:w="2254" w:type="dxa"/>
+          </w:tcPr>
+          <w:p>
+            <w:r>
+              <w:t xml:space="preserve">User </w:t>
+            </w:r>
+            <w:r>
+              <w:t xml:space="preserve">can view </w:t>
+            </w:r>
+            <w:r>
+              <w:t>plaintext before exiting</w:t>
+            </w:r>
+          </w:p>
+        </w:tc>
+      </w:tr>
+    </w:tbl>
+    <w:p/>
+    <w:p>
+      <w:r>
+        <w:rPr>
+          <w:sz w:val="28"/>
+          <w:szCs w:val="28"/>
+        </w:rPr>
+        <w:drawing>
+          <wp:inline distT="0" distB="0" distL="0" distR="0" wp14:anchorId="65B3B403" wp14:editId="3A0DC2B0">
+            <wp:extent cx="5552661" cy="6989115"/>
+            <wp:effectExtent l="0" t="0" r="0" b="0"/>
+            <wp:docPr id="1387808974" name="Picture 1"/>
+            <wp:cNvGraphicFramePr>
+              <a:graphicFrameLocks xmlns:a="http://schemas.openxmlformats.org/drawingml/2006/main" noChangeAspect="1"/>
+            </wp:cNvGraphicFramePr>
+            <a:graphic xmlns:a="http://schemas.openxmlformats.org/drawingml/2006/main">
+              <a:graphicData uri="http://schemas.openxmlformats.org/drawingml/2006/picture">
+                <pic:pic xmlns:pic="http://schemas.openxmlformats.org/drawingml/2006/picture">
+                  <pic:nvPicPr>
+                    <pic:cNvPr id="1387808974" name=""/>
+                    <pic:cNvPicPr/>
+                  </pic:nvPicPr>
+                  <pic:blipFill>
+                    <a:blip r:embed="rId7"/>
+                    <a:stretch>
+                      <a:fillRect/>
+                    </a:stretch>
+                  </pic:blipFill>
+                  <pic:spPr>
+                    <a:xfrm>
+                      <a:off x="0" y="0"/>
+                      <a:ext cx="5603289" cy="7052841"/>
+                    </a:xfrm>
+                    <a:prstGeom prst="rect">
+                      <a:avLst/>
+                    </a:prstGeom>
+                  </pic:spPr>
+                </pic:pic>
+              </a:graphicData>
+            </a:graphic>
+          </wp:inline>
+        </w:drawing>
       </w:r>
     </w:p>
     <w:sectPr>

--- a/Project Outline - first draft.docx
+++ b/Project Outline - first draft.docx
@@ -57,13 +57,8 @@
           </w:p>
           <w:p/>
           <w:p>
-            <w:proofErr w:type="spellStart"/>
-            <w:r>
-              <w:t>cleanText</w:t>
-            </w:r>
-            <w:proofErr w:type="spellEnd"/>
-            <w:r>
-              <w:t xml:space="preserve"> (cleans the text, i.e. stripping punctuation and making all uppercase)</w:t>
+            <w:r>
+              <w:t>cleanText (cleans the text, i.e. stripping punctuation and making all uppercase)</w:t>
             </w:r>
           </w:p>
           <w:p/>
@@ -90,11 +85,9 @@
                 <w:numId w:val="1"/>
               </w:numPr>
             </w:pPr>
-            <w:proofErr w:type="spellStart"/>
             <w:r>
               <w:t>caesarCipher</w:t>
             </w:r>
-            <w:proofErr w:type="spellEnd"/>
           </w:p>
           <w:p>
             <w:pPr>
@@ -104,11 +97,9 @@
                 <w:numId w:val="1"/>
               </w:numPr>
             </w:pPr>
-            <w:proofErr w:type="spellStart"/>
             <w:r>
               <w:t>keyedCaesarCipher</w:t>
             </w:r>
-            <w:proofErr w:type="spellEnd"/>
           </w:p>
           <w:p>
             <w:pPr>
@@ -118,11 +109,9 @@
                 <w:numId w:val="1"/>
               </w:numPr>
             </w:pPr>
-            <w:proofErr w:type="spellStart"/>
             <w:r>
               <w:t>vigenereCipher</w:t>
             </w:r>
-            <w:proofErr w:type="spellEnd"/>
           </w:p>
           <w:p/>
         </w:tc>
@@ -131,19 +120,28 @@
     <w:p/>
     <w:p>
       <w:r>
-        <w:t xml:space="preserve">Class Diagram: </w:t>
+        <w:t xml:space="preserve">UML Diagrams: </w:t>
       </w:r>
       <w:hyperlink r:id="rId5" w:history="1">
         <w:r>
           <w:rPr>
             <w:rStyle w:val="Hyperlink"/>
           </w:rPr>
-          <w:t>www.plantuml.com</w:t>
+          <w:t>https://online.visual-paradigm.c</w:t>
+        </w:r>
+        <w:r>
+          <w:rPr>
+            <w:rStyle w:val="Hyperlink"/>
+          </w:rPr>
+          <w:t>o</w:t>
+        </w:r>
+        <w:r>
+          <w:rPr>
+            <w:rStyle w:val="Hyperlink"/>
+          </w:rPr>
+          <w:t>m/diagrams/features/use-case-diagram-software/</w:t>
         </w:r>
       </w:hyperlink>
-      <w:r>
-        <w:t xml:space="preserve">. </w:t>
-      </w:r>
     </w:p>
     <w:p/>
     <w:p>
@@ -208,15 +206,7 @@
         </w:numPr>
       </w:pPr>
       <w:r>
-        <w:t xml:space="preserve">display the file (using </w:t>
-      </w:r>
-      <w:proofErr w:type="spellStart"/>
-      <w:r>
-        <w:t>CleanText</w:t>
-      </w:r>
-      <w:proofErr w:type="spellEnd"/>
-      <w:r>
-        <w:t>)</w:t>
+        <w:t>display the file (using CleanText)</w:t>
       </w:r>
     </w:p>
     <w:p>
@@ -228,15 +218,7 @@
         </w:numPr>
       </w:pPr>
       <w:r>
-        <w:t xml:space="preserve">display </w:t>
-      </w:r>
-      <w:proofErr w:type="spellStart"/>
-      <w:r>
-        <w:t>cipherText</w:t>
-      </w:r>
-      <w:proofErr w:type="spellEnd"/>
-      <w:r>
-        <w:t xml:space="preserve"> (encrypted string)</w:t>
+        <w:t>display cipherText (encrypted string)</w:t>
       </w:r>
     </w:p>
     <w:p>
@@ -248,15 +230,7 @@
         </w:numPr>
       </w:pPr>
       <w:r>
-        <w:t xml:space="preserve">save </w:t>
-      </w:r>
-      <w:proofErr w:type="spellStart"/>
-      <w:r>
-        <w:t>cipherText</w:t>
-      </w:r>
-      <w:proofErr w:type="spellEnd"/>
-      <w:r>
-        <w:t xml:space="preserve"> to a user-specified file</w:t>
+        <w:t>save cipherText to a user-specified file</w:t>
       </w:r>
     </w:p>
     <w:p>
@@ -280,15 +254,7 @@
         </w:numPr>
       </w:pPr>
       <w:r>
-        <w:t xml:space="preserve">decrypt </w:t>
-      </w:r>
-      <w:proofErr w:type="spellStart"/>
-      <w:r>
-        <w:t>cipherText</w:t>
-      </w:r>
-      <w:proofErr w:type="spellEnd"/>
-      <w:r>
-        <w:t xml:space="preserve"> file</w:t>
+        <w:t>decrypt cipherText file</w:t>
       </w:r>
     </w:p>
     <w:p>
@@ -313,6 +279,9 @@
           <w:right w:val="single" w:sz="4" w:space="4" w:color="auto"/>
         </w:pBdr>
       </w:pPr>
+      <w:r>
+        <w:t xml:space="preserve">Program </w:t>
+      </w:r>
       <w:r>
         <w:t>Exit Codes:</w:t>
       </w:r>
@@ -353,7 +322,6 @@
     <w:p/>
     <w:p>
       <w:r>
-        <w:lastRenderedPageBreak/>
         <w:t>Use Case Tables and Diagrams:</w:t>
       </w:r>
     </w:p>
@@ -546,13 +514,8 @@
           </w:tcPr>
           <w:p>
             <w:r>
-              <w:t xml:space="preserve">Previously inputted plaintext file </w:t>
-            </w:r>
-            <w:proofErr w:type="gramStart"/>
-            <w:r>
-              <w:t>is</w:t>
-            </w:r>
-            <w:proofErr w:type="gramEnd"/>
+              <w:t>Previously inputted plaintext file is</w:t>
+            </w:r>
             <w:r>
               <w:t xml:space="preserve"> encrypted using </w:t>
             </w:r>
@@ -1141,15 +1104,7 @@
           </w:tcPr>
           <w:p>
             <w:r>
-              <w:t xml:space="preserve">User inputs an </w:t>
-            </w:r>
-            <w:proofErr w:type="gramStart"/>
-            <w:r>
-              <w:t>already-encrypted</w:t>
-            </w:r>
-            <w:proofErr w:type="gramEnd"/>
-            <w:r>
-              <w:t xml:space="preserve"> ciphertext file </w:t>
+              <w:t xml:space="preserve">User inputs an already-encrypted ciphertext file </w:t>
             </w:r>
             <w:r>
               <w:lastRenderedPageBreak/>
@@ -1186,15 +1141,7 @@
           </w:tcPr>
           <w:p>
             <w:r>
-              <w:t xml:space="preserve">Previously inputted plaintext file </w:t>
-            </w:r>
-            <w:proofErr w:type="gramStart"/>
-            <w:r>
-              <w:t>is</w:t>
-            </w:r>
-            <w:proofErr w:type="gramEnd"/>
-            <w:r>
-              <w:t xml:space="preserve"> encrypted using the User’s chosen cipher and key.</w:t>
+              <w:t>Previously inputted plaintext file is encrypted using the User’s chosen cipher and key.</w:t>
             </w:r>
           </w:p>
         </w:tc>

--- a/Project Outline - first draft.docx
+++ b/Project Outline - first draft.docx
@@ -7,6 +7,463 @@
         <w:t>Java Cipher Project</w:t>
       </w:r>
     </w:p>
+    <w:p/>
+    <w:p>
+      <w:r>
+        <w:t>MENU LAYOUT:</w:t>
+      </w:r>
+    </w:p>
+    <w:tbl>
+      <w:tblPr>
+        <w:tblStyle w:val="TableGrid"/>
+        <w:tblW w:w="0" w:type="auto"/>
+        <w:tblLook w:val="04A0" w:firstRow="1" w:lastRow="0" w:firstColumn="1" w:lastColumn="0" w:noHBand="0" w:noVBand="1"/>
+      </w:tblPr>
+      <w:tblGrid>
+        <w:gridCol w:w="4508"/>
+        <w:gridCol w:w="4508"/>
+      </w:tblGrid>
+      <w:tr>
+        <w:tc>
+          <w:tcPr>
+            <w:tcW w:w="4508" w:type="dxa"/>
+          </w:tcPr>
+          <w:p>
+            <w:pPr>
+              <w:pStyle w:val="ListParagraph"/>
+              <w:numPr>
+                <w:ilvl w:val="0"/>
+                <w:numId w:val="3"/>
+              </w:numPr>
+            </w:pPr>
+            <w:r>
+              <w:t>Pick Cipher</w:t>
+            </w:r>
+          </w:p>
+        </w:tc>
+        <w:tc>
+          <w:tcPr>
+            <w:tcW w:w="4508" w:type="dxa"/>
+          </w:tcPr>
+          <w:p>
+            <w:r>
+              <w:t>Choose between the ciphers</w:t>
+            </w:r>
+          </w:p>
+        </w:tc>
+      </w:tr>
+      <w:tr>
+        <w:tc>
+          <w:tcPr>
+            <w:tcW w:w="4508" w:type="dxa"/>
+          </w:tcPr>
+          <w:p>
+            <w:pPr>
+              <w:pStyle w:val="ListParagraph"/>
+              <w:numPr>
+                <w:ilvl w:val="0"/>
+                <w:numId w:val="3"/>
+              </w:numPr>
+            </w:pPr>
+            <w:r>
+              <w:t>Edit Key</w:t>
+            </w:r>
+          </w:p>
+        </w:tc>
+        <w:tc>
+          <w:tcPr>
+            <w:tcW w:w="4508" w:type="dxa"/>
+          </w:tcPr>
+          <w:p>
+            <w:r>
+              <w:t xml:space="preserve">Edit key used by the ciphers (for </w:t>
+            </w:r>
+            <w:proofErr w:type="spellStart"/>
+            <w:r>
+              <w:t>vigenere</w:t>
+            </w:r>
+            <w:proofErr w:type="spellEnd"/>
+            <w:r>
+              <w:t xml:space="preserve"> and keyed </w:t>
+            </w:r>
+            <w:proofErr w:type="spellStart"/>
+            <w:r>
+              <w:t>caesar</w:t>
+            </w:r>
+            <w:proofErr w:type="spellEnd"/>
+            <w:r>
+              <w:t>)</w:t>
+            </w:r>
+          </w:p>
+        </w:tc>
+      </w:tr>
+      <w:tr>
+        <w:tc>
+          <w:tcPr>
+            <w:tcW w:w="4508" w:type="dxa"/>
+          </w:tcPr>
+          <w:p>
+            <w:pPr>
+              <w:pStyle w:val="ListParagraph"/>
+              <w:numPr>
+                <w:ilvl w:val="0"/>
+                <w:numId w:val="3"/>
+              </w:numPr>
+            </w:pPr>
+            <w:r>
+              <w:t>Display Key</w:t>
+            </w:r>
+          </w:p>
+        </w:tc>
+        <w:tc>
+          <w:tcPr>
+            <w:tcW w:w="4508" w:type="dxa"/>
+          </w:tcPr>
+          <w:p>
+            <w:r>
+              <w:t>Show the user the key used on their cipher</w:t>
+            </w:r>
+          </w:p>
+        </w:tc>
+      </w:tr>
+      <w:tr>
+        <w:tc>
+          <w:tcPr>
+            <w:tcW w:w="4508" w:type="dxa"/>
+          </w:tcPr>
+          <w:p>
+            <w:pPr>
+              <w:pStyle w:val="ListParagraph"/>
+              <w:numPr>
+                <w:ilvl w:val="0"/>
+                <w:numId w:val="3"/>
+              </w:numPr>
+            </w:pPr>
+            <w:r>
+              <w:t>Input plaintext file</w:t>
+            </w:r>
+          </w:p>
+        </w:tc>
+        <w:tc>
+          <w:tcPr>
+            <w:tcW w:w="4508" w:type="dxa"/>
+          </w:tcPr>
+          <w:p>
+            <w:r>
+              <w:t xml:space="preserve">Input a file written in </w:t>
+            </w:r>
+            <w:r>
+              <w:t>English, HAS TO BE .TXT</w:t>
+            </w:r>
+          </w:p>
+        </w:tc>
+      </w:tr>
+      <w:tr>
+        <w:tc>
+          <w:tcPr>
+            <w:tcW w:w="4508" w:type="dxa"/>
+          </w:tcPr>
+          <w:p>
+            <w:pPr>
+              <w:pStyle w:val="ListParagraph"/>
+              <w:numPr>
+                <w:ilvl w:val="0"/>
+                <w:numId w:val="3"/>
+              </w:numPr>
+            </w:pPr>
+            <w:r>
+              <w:t>Display prepared plaintext file</w:t>
+            </w:r>
+          </w:p>
+        </w:tc>
+        <w:tc>
+          <w:tcPr>
+            <w:tcW w:w="4508" w:type="dxa"/>
+          </w:tcPr>
+          <w:p>
+            <w:r>
+              <w:t xml:space="preserve">Display file once run through </w:t>
+            </w:r>
+            <w:proofErr w:type="spellStart"/>
+            <w:r>
+              <w:t>cleanText</w:t>
+            </w:r>
+            <w:proofErr w:type="spellEnd"/>
+          </w:p>
+        </w:tc>
+      </w:tr>
+      <w:tr>
+        <w:tc>
+          <w:tcPr>
+            <w:tcW w:w="4508" w:type="dxa"/>
+          </w:tcPr>
+          <w:p>
+            <w:pPr>
+              <w:pStyle w:val="ListParagraph"/>
+              <w:numPr>
+                <w:ilvl w:val="0"/>
+                <w:numId w:val="3"/>
+              </w:numPr>
+            </w:pPr>
+            <w:r>
+              <w:t>Encrypt file</w:t>
+            </w:r>
+          </w:p>
+        </w:tc>
+        <w:tc>
+          <w:tcPr>
+            <w:tcW w:w="4508" w:type="dxa"/>
+          </w:tcPr>
+          <w:p>
+            <w:r>
+              <w:t>Apply chosen cipher</w:t>
+            </w:r>
+            <w:r>
+              <w:t xml:space="preserve"> </w:t>
+            </w:r>
+            <w:r>
+              <w:rPr>
+                <w:highlight w:val="yellow"/>
+              </w:rPr>
+              <w:t xml:space="preserve">(‘are you sure’ confirmation </w:t>
+            </w:r>
+            <w:proofErr w:type="spellStart"/>
+            <w:r>
+              <w:rPr>
+                <w:highlight w:val="yellow"/>
+              </w:rPr>
+              <w:t>sceen</w:t>
+            </w:r>
+            <w:proofErr w:type="spellEnd"/>
+            <w:r>
+              <w:rPr>
+                <w:highlight w:val="yellow"/>
+              </w:rPr>
+              <w:t xml:space="preserve"> to be implemented?)</w:t>
+            </w:r>
+          </w:p>
+        </w:tc>
+      </w:tr>
+      <w:tr>
+        <w:tc>
+          <w:tcPr>
+            <w:tcW w:w="4508" w:type="dxa"/>
+          </w:tcPr>
+          <w:p>
+            <w:pPr>
+              <w:pStyle w:val="ListParagraph"/>
+              <w:numPr>
+                <w:ilvl w:val="0"/>
+                <w:numId w:val="3"/>
+              </w:numPr>
+            </w:pPr>
+            <w:r>
+              <w:t>Display cipher text</w:t>
+            </w:r>
+          </w:p>
+        </w:tc>
+        <w:tc>
+          <w:tcPr>
+            <w:tcW w:w="4508" w:type="dxa"/>
+          </w:tcPr>
+          <w:p>
+            <w:r>
+              <w:t>Display the encrypted string</w:t>
+            </w:r>
+          </w:p>
+        </w:tc>
+      </w:tr>
+      <w:tr>
+        <w:tc>
+          <w:tcPr>
+            <w:tcW w:w="4508" w:type="dxa"/>
+          </w:tcPr>
+          <w:p>
+            <w:pPr>
+              <w:pStyle w:val="ListParagraph"/>
+              <w:numPr>
+                <w:ilvl w:val="0"/>
+                <w:numId w:val="3"/>
+              </w:numPr>
+              <w:rPr>
+                <w:highlight w:val="yellow"/>
+              </w:rPr>
+            </w:pPr>
+            <w:r>
+              <w:rPr>
+                <w:highlight w:val="yellow"/>
+              </w:rPr>
+              <w:t>Save cipher text</w:t>
+            </w:r>
+          </w:p>
+        </w:tc>
+        <w:tc>
+          <w:tcPr>
+            <w:tcW w:w="4508" w:type="dxa"/>
+          </w:tcPr>
+          <w:p>
+            <w:pPr>
+              <w:rPr>
+                <w:highlight w:val="yellow"/>
+              </w:rPr>
+            </w:pPr>
+            <w:r>
+              <w:rPr>
+                <w:highlight w:val="yellow"/>
+              </w:rPr>
+              <w:t>Save encrypted string to a file, the file being specified by the user</w:t>
+            </w:r>
+            <w:r>
+              <w:rPr>
+                <w:highlight w:val="yellow"/>
+              </w:rPr>
+              <w:t xml:space="preserve">: specify file, and if doesn’t exist then create. Should already be a function for this in </w:t>
+            </w:r>
+            <w:proofErr w:type="spellStart"/>
+            <w:r>
+              <w:rPr>
+                <w:highlight w:val="yellow"/>
+              </w:rPr>
+              <w:t>cleantext</w:t>
+            </w:r>
+            <w:proofErr w:type="spellEnd"/>
+            <w:r>
+              <w:rPr>
+                <w:highlight w:val="yellow"/>
+              </w:rPr>
+              <w:t xml:space="preserve"> (I think) but check: it is already used when messing with the keys.</w:t>
+            </w:r>
+          </w:p>
+        </w:tc>
+      </w:tr>
+      <w:tr>
+        <w:tc>
+          <w:tcPr>
+            <w:tcW w:w="4508" w:type="dxa"/>
+          </w:tcPr>
+          <w:p>
+            <w:pPr>
+              <w:pStyle w:val="ListParagraph"/>
+              <w:numPr>
+                <w:ilvl w:val="0"/>
+                <w:numId w:val="3"/>
+              </w:numPr>
+              <w:rPr>
+                <w:highlight w:val="yellow"/>
+              </w:rPr>
+            </w:pPr>
+            <w:r>
+              <w:rPr>
+                <w:highlight w:val="yellow"/>
+              </w:rPr>
+              <w:t>Input ciphertext file</w:t>
+            </w:r>
+          </w:p>
+        </w:tc>
+        <w:tc>
+          <w:tcPr>
+            <w:tcW w:w="4508" w:type="dxa"/>
+          </w:tcPr>
+          <w:p>
+            <w:pPr>
+              <w:rPr>
+                <w:highlight w:val="yellow"/>
+              </w:rPr>
+            </w:pPr>
+            <w:r>
+              <w:rPr>
+                <w:highlight w:val="yellow"/>
+              </w:rPr>
+              <w:t>Encrypted text inputted (i.e. a file containing the encrypted text is inputted, so file management functions need using here as well.</w:t>
+            </w:r>
+          </w:p>
+        </w:tc>
+      </w:tr>
+      <w:tr>
+        <w:tc>
+          <w:tcPr>
+            <w:tcW w:w="4508" w:type="dxa"/>
+          </w:tcPr>
+          <w:p>
+            <w:pPr>
+              <w:pStyle w:val="ListParagraph"/>
+              <w:numPr>
+                <w:ilvl w:val="0"/>
+                <w:numId w:val="3"/>
+              </w:numPr>
+              <w:rPr>
+                <w:highlight w:val="yellow"/>
+              </w:rPr>
+            </w:pPr>
+            <w:r>
+              <w:rPr>
+                <w:highlight w:val="yellow"/>
+              </w:rPr>
+              <w:t>Decrypt ciphertext file</w:t>
+            </w:r>
+          </w:p>
+        </w:tc>
+        <w:tc>
+          <w:tcPr>
+            <w:tcW w:w="4508" w:type="dxa"/>
+          </w:tcPr>
+          <w:p>
+            <w:pPr>
+              <w:rPr>
+                <w:highlight w:val="yellow"/>
+              </w:rPr>
+            </w:pPr>
+            <w:r>
+              <w:rPr>
+                <w:highlight w:val="yellow"/>
+              </w:rPr>
+              <w:t xml:space="preserve">Decrypt the encrypted text to prepared plain text, i.e. all uppercase, no spaces and no punctuation. </w:t>
+            </w:r>
+          </w:p>
+        </w:tc>
+      </w:tr>
+      <w:tr>
+        <w:tc>
+          <w:tcPr>
+            <w:tcW w:w="4508" w:type="dxa"/>
+          </w:tcPr>
+          <w:p>
+            <w:pPr>
+              <w:pStyle w:val="ListParagraph"/>
+              <w:numPr>
+                <w:ilvl w:val="0"/>
+                <w:numId w:val="4"/>
+              </w:numPr>
+            </w:pPr>
+            <w:r>
+              <w:t>Exit</w:t>
+            </w:r>
+          </w:p>
+        </w:tc>
+        <w:tc>
+          <w:tcPr>
+            <w:tcW w:w="4508" w:type="dxa"/>
+          </w:tcPr>
+          <w:p>
+            <w:r>
+              <w:t>Leave the program: exit code 0 (</w:t>
+            </w:r>
+            <w:r>
+              <w:t xml:space="preserve">meaning exit was </w:t>
+            </w:r>
+            <w:r>
+              <w:t>chosen by user, exit code 1 is program error)</w:t>
+            </w:r>
+          </w:p>
+        </w:tc>
+      </w:tr>
+    </w:tbl>
+    <w:p/>
+    <w:p/>
+    <w:p/>
+    <w:p/>
+    <w:p/>
+    <w:p/>
     <w:p/>
     <w:p>
       <w:r>
@@ -52,13 +509,19 @@
           </w:tcPr>
           <w:p>
             <w:r>
+              <w:lastRenderedPageBreak/>
               <w:t>Cipher (basic encrypt, decrypt, load key and save key methods)</w:t>
             </w:r>
           </w:p>
           <w:p/>
           <w:p>
-            <w:r>
-              <w:t>cleanText (cleans the text, i.e. stripping punctuation and making all uppercase)</w:t>
+            <w:proofErr w:type="spellStart"/>
+            <w:r>
+              <w:t>cleanText</w:t>
+            </w:r>
+            <w:proofErr w:type="spellEnd"/>
+            <w:r>
+              <w:t xml:space="preserve"> (cleans the text, i.e. stripping punctuation and making all uppercase)</w:t>
             </w:r>
           </w:p>
           <w:p/>
@@ -85,9 +548,11 @@
                 <w:numId w:val="1"/>
               </w:numPr>
             </w:pPr>
+            <w:proofErr w:type="spellStart"/>
             <w:r>
               <w:t>caesarCipher</w:t>
             </w:r>
+            <w:proofErr w:type="spellEnd"/>
           </w:p>
           <w:p>
             <w:pPr>
@@ -97,9 +562,11 @@
                 <w:numId w:val="1"/>
               </w:numPr>
             </w:pPr>
+            <w:proofErr w:type="spellStart"/>
             <w:r>
               <w:t>keyedCaesarCipher</w:t>
             </w:r>
+            <w:proofErr w:type="spellEnd"/>
           </w:p>
           <w:p>
             <w:pPr>
@@ -109,9 +576,11 @@
                 <w:numId w:val="1"/>
               </w:numPr>
             </w:pPr>
+            <w:proofErr w:type="spellStart"/>
             <w:r>
               <w:t>vigenereCipher</w:t>
             </w:r>
+            <w:proofErr w:type="spellEnd"/>
           </w:p>
           <w:p/>
         </w:tc>
@@ -206,7 +675,15 @@
         </w:numPr>
       </w:pPr>
       <w:r>
-        <w:t>display the file (using CleanText)</w:t>
+        <w:t xml:space="preserve">display the file (using </w:t>
+      </w:r>
+      <w:proofErr w:type="spellStart"/>
+      <w:r>
+        <w:t>CleanText</w:t>
+      </w:r>
+      <w:proofErr w:type="spellEnd"/>
+      <w:r>
+        <w:t>)</w:t>
       </w:r>
     </w:p>
     <w:p>
@@ -218,7 +695,15 @@
         </w:numPr>
       </w:pPr>
       <w:r>
-        <w:t>display cipherText (encrypted string)</w:t>
+        <w:t xml:space="preserve">display </w:t>
+      </w:r>
+      <w:proofErr w:type="spellStart"/>
+      <w:r>
+        <w:t>cipherText</w:t>
+      </w:r>
+      <w:proofErr w:type="spellEnd"/>
+      <w:r>
+        <w:t xml:space="preserve"> (encrypted string)</w:t>
       </w:r>
     </w:p>
     <w:p>
@@ -230,7 +715,15 @@
         </w:numPr>
       </w:pPr>
       <w:r>
-        <w:t>save cipherText to a user-specified file</w:t>
+        <w:t xml:space="preserve">save </w:t>
+      </w:r>
+      <w:proofErr w:type="spellStart"/>
+      <w:r>
+        <w:t>cipherText</w:t>
+      </w:r>
+      <w:proofErr w:type="spellEnd"/>
+      <w:r>
+        <w:t xml:space="preserve"> to a user-specified file</w:t>
       </w:r>
     </w:p>
     <w:p>
@@ -254,7 +747,15 @@
         </w:numPr>
       </w:pPr>
       <w:r>
-        <w:t>decrypt cipherText file</w:t>
+        <w:t xml:space="preserve">decrypt </w:t>
+      </w:r>
+      <w:proofErr w:type="spellStart"/>
+      <w:r>
+        <w:t>cipherText</w:t>
+      </w:r>
+      <w:proofErr w:type="spellEnd"/>
+      <w:r>
+        <w:t xml:space="preserve"> file</w:t>
       </w:r>
     </w:p>
     <w:p>
@@ -386,6 +887,7 @@
           </w:tcPr>
           <w:p>
             <w:r>
+              <w:lastRenderedPageBreak/>
               <w:t>Pick Cipher</w:t>
             </w:r>
           </w:p>
@@ -514,8 +1016,13 @@
           </w:tcPr>
           <w:p>
             <w:r>
-              <w:t>Previously inputted plaintext file is</w:t>
-            </w:r>
+              <w:t xml:space="preserve">Previously inputted plaintext file </w:t>
+            </w:r>
+            <w:proofErr w:type="gramStart"/>
+            <w:r>
+              <w:t>is</w:t>
+            </w:r>
+            <w:proofErr w:type="gramEnd"/>
             <w:r>
               <w:t xml:space="preserve"> encrypted using </w:t>
             </w:r>
@@ -1104,7 +1611,15 @@
           </w:tcPr>
           <w:p>
             <w:r>
-              <w:t xml:space="preserve">User inputs an already-encrypted ciphertext file </w:t>
+              <w:t xml:space="preserve">User inputs an </w:t>
+            </w:r>
+            <w:proofErr w:type="gramStart"/>
+            <w:r>
+              <w:t>already-encrypted</w:t>
+            </w:r>
+            <w:proofErr w:type="gramEnd"/>
+            <w:r>
+              <w:t xml:space="preserve"> ciphertext file </w:t>
             </w:r>
             <w:r>
               <w:lastRenderedPageBreak/>
@@ -1141,7 +1656,15 @@
           </w:tcPr>
           <w:p>
             <w:r>
-              <w:t>Previously inputted plaintext file is encrypted using the User’s chosen cipher and key.</w:t>
+              <w:t xml:space="preserve">Previously inputted plaintext file </w:t>
+            </w:r>
+            <w:proofErr w:type="gramStart"/>
+            <w:r>
+              <w:t>is</w:t>
+            </w:r>
+            <w:proofErr w:type="gramEnd"/>
+            <w:r>
+              <w:t xml:space="preserve"> encrypted using the User’s chosen cipher and key.</w:t>
             </w:r>
           </w:p>
         </w:tc>
@@ -1941,6 +2464,183 @@
     </w:lvl>
   </w:abstractNum>
   <w:abstractNum w:abstractNumId="1" w15:restartNumberingAfterBreak="0">
+    <w:nsid w:val="5F4529F7"/>
+    <w:multiLevelType w:val="hybridMultilevel"/>
+    <w:tmpl w:val="F900000C"/>
+    <w:lvl w:ilvl="0" w:tplc="0809000F">
+      <w:start w:val="1"/>
+      <w:numFmt w:val="decimal"/>
+      <w:lvlText w:val="%1."/>
+      <w:lvlJc w:val="left"/>
+      <w:pPr>
+        <w:ind w:left="720" w:hanging="360"/>
+      </w:pPr>
+      <w:rPr>
+        <w:rFonts w:hint="default"/>
+      </w:rPr>
+    </w:lvl>
+    <w:lvl w:ilvl="1" w:tplc="08090019" w:tentative="1">
+      <w:start w:val="1"/>
+      <w:numFmt w:val="lowerLetter"/>
+      <w:lvlText w:val="%2."/>
+      <w:lvlJc w:val="left"/>
+      <w:pPr>
+        <w:ind w:left="1440" w:hanging="360"/>
+      </w:pPr>
+    </w:lvl>
+    <w:lvl w:ilvl="2" w:tplc="0809001B" w:tentative="1">
+      <w:start w:val="1"/>
+      <w:numFmt w:val="lowerRoman"/>
+      <w:lvlText w:val="%3."/>
+      <w:lvlJc w:val="right"/>
+      <w:pPr>
+        <w:ind w:left="2160" w:hanging="180"/>
+      </w:pPr>
+    </w:lvl>
+    <w:lvl w:ilvl="3" w:tplc="0809000F" w:tentative="1">
+      <w:start w:val="1"/>
+      <w:numFmt w:val="decimal"/>
+      <w:lvlText w:val="%4."/>
+      <w:lvlJc w:val="left"/>
+      <w:pPr>
+        <w:ind w:left="2880" w:hanging="360"/>
+      </w:pPr>
+    </w:lvl>
+    <w:lvl w:ilvl="4" w:tplc="08090019" w:tentative="1">
+      <w:start w:val="1"/>
+      <w:numFmt w:val="lowerLetter"/>
+      <w:lvlText w:val="%5."/>
+      <w:lvlJc w:val="left"/>
+      <w:pPr>
+        <w:ind w:left="3600" w:hanging="360"/>
+      </w:pPr>
+    </w:lvl>
+    <w:lvl w:ilvl="5" w:tplc="0809001B" w:tentative="1">
+      <w:start w:val="1"/>
+      <w:numFmt w:val="lowerRoman"/>
+      <w:lvlText w:val="%6."/>
+      <w:lvlJc w:val="right"/>
+      <w:pPr>
+        <w:ind w:left="4320" w:hanging="180"/>
+      </w:pPr>
+    </w:lvl>
+    <w:lvl w:ilvl="6" w:tplc="0809000F" w:tentative="1">
+      <w:start w:val="1"/>
+      <w:numFmt w:val="decimal"/>
+      <w:lvlText w:val="%7."/>
+      <w:lvlJc w:val="left"/>
+      <w:pPr>
+        <w:ind w:left="5040" w:hanging="360"/>
+      </w:pPr>
+    </w:lvl>
+    <w:lvl w:ilvl="7" w:tplc="08090019" w:tentative="1">
+      <w:start w:val="1"/>
+      <w:numFmt w:val="lowerLetter"/>
+      <w:lvlText w:val="%8."/>
+      <w:lvlJc w:val="left"/>
+      <w:pPr>
+        <w:ind w:left="5760" w:hanging="360"/>
+      </w:pPr>
+    </w:lvl>
+    <w:lvl w:ilvl="8" w:tplc="0809001B" w:tentative="1">
+      <w:start w:val="1"/>
+      <w:numFmt w:val="lowerRoman"/>
+      <w:lvlText w:val="%9."/>
+      <w:lvlJc w:val="right"/>
+      <w:pPr>
+        <w:ind w:left="6480" w:hanging="180"/>
+      </w:pPr>
+    </w:lvl>
+  </w:abstractNum>
+  <w:abstractNum w:abstractNumId="2" w15:restartNumberingAfterBreak="0">
+    <w:nsid w:val="651D601D"/>
+    <w:multiLevelType w:val="hybridMultilevel"/>
+    <w:tmpl w:val="03043286"/>
+    <w:lvl w:ilvl="0" w:tplc="0809000F">
+      <w:numFmt w:val="decimal"/>
+      <w:lvlText w:val="%1."/>
+      <w:lvlJc w:val="left"/>
+      <w:pPr>
+        <w:ind w:left="720" w:hanging="360"/>
+      </w:pPr>
+      <w:rPr>
+        <w:rFonts w:hint="default"/>
+      </w:rPr>
+    </w:lvl>
+    <w:lvl w:ilvl="1" w:tplc="08090019" w:tentative="1">
+      <w:start w:val="1"/>
+      <w:numFmt w:val="lowerLetter"/>
+      <w:lvlText w:val="%2."/>
+      <w:lvlJc w:val="left"/>
+      <w:pPr>
+        <w:ind w:left="1440" w:hanging="360"/>
+      </w:pPr>
+    </w:lvl>
+    <w:lvl w:ilvl="2" w:tplc="0809001B" w:tentative="1">
+      <w:start w:val="1"/>
+      <w:numFmt w:val="lowerRoman"/>
+      <w:lvlText w:val="%3."/>
+      <w:lvlJc w:val="right"/>
+      <w:pPr>
+        <w:ind w:left="2160" w:hanging="180"/>
+      </w:pPr>
+    </w:lvl>
+    <w:lvl w:ilvl="3" w:tplc="0809000F" w:tentative="1">
+      <w:start w:val="1"/>
+      <w:numFmt w:val="decimal"/>
+      <w:lvlText w:val="%4."/>
+      <w:lvlJc w:val="left"/>
+      <w:pPr>
+        <w:ind w:left="2880" w:hanging="360"/>
+      </w:pPr>
+    </w:lvl>
+    <w:lvl w:ilvl="4" w:tplc="08090019" w:tentative="1">
+      <w:start w:val="1"/>
+      <w:numFmt w:val="lowerLetter"/>
+      <w:lvlText w:val="%5."/>
+      <w:lvlJc w:val="left"/>
+      <w:pPr>
+        <w:ind w:left="3600" w:hanging="360"/>
+      </w:pPr>
+    </w:lvl>
+    <w:lvl w:ilvl="5" w:tplc="0809001B" w:tentative="1">
+      <w:start w:val="1"/>
+      <w:numFmt w:val="lowerRoman"/>
+      <w:lvlText w:val="%6."/>
+      <w:lvlJc w:val="right"/>
+      <w:pPr>
+        <w:ind w:left="4320" w:hanging="180"/>
+      </w:pPr>
+    </w:lvl>
+    <w:lvl w:ilvl="6" w:tplc="0809000F" w:tentative="1">
+      <w:start w:val="1"/>
+      <w:numFmt w:val="decimal"/>
+      <w:lvlText w:val="%7."/>
+      <w:lvlJc w:val="left"/>
+      <w:pPr>
+        <w:ind w:left="5040" w:hanging="360"/>
+      </w:pPr>
+    </w:lvl>
+    <w:lvl w:ilvl="7" w:tplc="08090019" w:tentative="1">
+      <w:start w:val="1"/>
+      <w:numFmt w:val="lowerLetter"/>
+      <w:lvlText w:val="%8."/>
+      <w:lvlJc w:val="left"/>
+      <w:pPr>
+        <w:ind w:left="5760" w:hanging="360"/>
+      </w:pPr>
+    </w:lvl>
+    <w:lvl w:ilvl="8" w:tplc="0809001B" w:tentative="1">
+      <w:start w:val="1"/>
+      <w:numFmt w:val="lowerRoman"/>
+      <w:lvlText w:val="%9."/>
+      <w:lvlJc w:val="right"/>
+      <w:pPr>
+        <w:ind w:left="6480" w:hanging="180"/>
+      </w:pPr>
+    </w:lvl>
+  </w:abstractNum>
+  <w:abstractNum w:abstractNumId="3" w15:restartNumberingAfterBreak="0">
     <w:nsid w:val="79005756"/>
     <w:multiLevelType w:val="hybridMultilevel"/>
     <w:tmpl w:val="4CDAC440"/>
@@ -2056,7 +2756,13 @@
     <w:abstractNumId w:val="0"/>
   </w:num>
   <w:num w:numId="2" w16cid:durableId="317348450">
+    <w:abstractNumId w:val="3"/>
+  </w:num>
+  <w:num w:numId="3" w16cid:durableId="1617756486">
     <w:abstractNumId w:val="1"/>
+  </w:num>
+  <w:num w:numId="4" w16cid:durableId="1931036135">
+    <w:abstractNumId w:val="2"/>
   </w:num>
 </w:numbering>
 </file>
